--- a/en/scientists/CV/Word/Abdullayev_Azer_CV_EN.docx
+++ b/en/scientists/CV/Word/Abdullayev_Azer_CV_EN.docx
@@ -377,7 +377,7 @@
           <w:sz w:val="21"/>
           <w:szCs w:val="21"/>
         </w:rPr>
-        <w:t>Azer Abdullayev is a consultant orthopedic surgeon and head of department at King Fahad Hospital and Sabya Hospital in Jizan, Saudi Arabia, where he has worked since 2004. He studied at the Azerbaijan Medical University from 1972 and completed a surgery internship in 1979. He received the Candidate of Medical Sciences degree in 1989 and the Doctor of Medical Sciences degree in 2012. From 1979 to 1989 he was a traumatologist-orthopedist at the Sharur Central Hospital, and from 1989 to 2004 he worked in the Department of Traumatology and Orthopedics of the Azerbaijan Medical University. The CV describes six patents or inventor’s certificates, including an external fixation device, a compression pin, and an ointment.</w:t>
+        <w:t>Azer Abdullayev is a consultant orthopedic surgeon and head of department at King Fahad Hospital and Sabya Hospital in Jizan, Saudi Arabia, where he has worked since 2004. He studied at the Azerbaijan Medical University from 1972 and completed a surgery internship in 1979. He received the Candidate of Medical Sciences degree in 1989 and the Doctor of Medical Sciences degree in 2012. From 1979 to 1989 he was a traumatologist-orthopedist at the Sharur Central Hospital, and from 1989 to 2004 he worked in the Department of Traumatology and Orthopedics of the Azerbaijan Medical University. He holds six patents or inventor’s certificates, including an external fixation device, a compression pin, and an ointment.</w:t>
       </w:r>
     </w:p>
     <w:p>
@@ -1615,7 +1615,7 @@
                 <w:sz w:val="21"/>
                 <w:szCs w:val="21"/>
               </w:rPr>
-              <w:t>CV</w:t>
+              <w:t>Self-reported</w:t>
             </w:r>
           </w:p>
         </w:tc>
